--- a/docs/Report/AI_Evidence/Week1.docx
+++ b/docs/Report/AI_Evidence/Week1.docx
@@ -14,7 +14,7 @@
           <w:color w:val="000000"/>
           <w:sz w:val="24"/>
         </w:rPr>
-        <w:t>Nhiệm vụ 1: Nghiên cứu và lựa chọn chiến lược tìm kiếm ứng viên tối ưu (Tìm kiếm kết hợp Hybrid vs tìm kiếm ngữ nghĩa Vector)</w:t>
+        <w:t>Task 1: Research and select optimal candidate search strategy (Hybrid vs Pure Vector Semantic Search)</w:t>
       </w:r>
     </w:p>
     <w:tbl>
@@ -39,7 +39,7 @@
                 <w:b/>
                 <w:sz w:val="24"/>
               </w:rPr>
-              <w:t>Tên công cụ AI</w:t>
+              <w:t>AI Tool Used</w:t>
             </w:r>
           </w:p>
         </w:tc>
@@ -70,7 +70,7 @@
                 <w:b/>
                 <w:sz w:val="24"/>
               </w:rPr>
-              <w:t>Giai đoạn SDLC</w:t>
+              <w:t>SDLC Phase</w:t>
             </w:r>
           </w:p>
         </w:tc>
@@ -84,7 +84,7 @@
                 <w:rFonts w:ascii="Times New Roman" w:hAnsi="Times New Roman"/>
                 <w:sz w:val="24"/>
               </w:rPr>
-              <w:t>Phân tích yêu cầu</w:t>
+              <w:t>Requirements Analysis</w:t>
             </w:r>
           </w:p>
         </w:tc>
@@ -101,7 +101,7 @@
                 <w:b/>
                 <w:sz w:val="24"/>
               </w:rPr>
-              <w:t>Thước đo định lượng</w:t>
+              <w:t>Quantitative Measure</w:t>
             </w:r>
           </w:p>
         </w:tc>
@@ -115,7 +115,7 @@
                 <w:rFonts w:ascii="Times New Roman" w:hAnsi="Times New Roman"/>
                 <w:sz w:val="24"/>
               </w:rPr>
-              <w:t>Phân tích 2 phương pháp tìm kiếm, chọn Hybrid</w:t>
+              <w:t>Analyze 2 search strategies, choose Hybrid</w:t>
             </w:r>
           </w:p>
         </w:tc>
@@ -132,7 +132,7 @@
                 <w:b/>
                 <w:sz w:val="24"/>
               </w:rPr>
-              <w:t>Giá trị đóng góp (1-5)</w:t>
+              <w:t>Value Added (1-5)</w:t>
             </w:r>
           </w:p>
         </w:tc>
@@ -163,7 +163,7 @@
                 <w:b/>
                 <w:sz w:val="24"/>
               </w:rPr>
-              <w:t>Rủi ro &amp; Hạn chế</w:t>
+              <w:t>Risks &amp; Limitations</w:t>
             </w:r>
           </w:p>
         </w:tc>
@@ -177,7 +177,7 @@
                 <w:rFonts w:ascii="Times New Roman" w:hAnsi="Times New Roman"/>
                 <w:sz w:val="24"/>
               </w:rPr>
-              <w:t>Có thể giảm hiệu năng khi cơ sở dữ liệu phình to, cần tối ưu hóa và tinh chỉnh chỉ mục.</w:t>
+              <w:t>Performance may degrade as candidate database grows; index tuning (IVFFlat/HNSW) is required.</w:t>
             </w:r>
           </w:p>
         </w:tc>
@@ -198,7 +198,7 @@
           <w:b/>
           <w:sz w:val="24"/>
         </w:rPr>
-        <w:t>1. Câu hỏi gửi AI (Prompt)</w:t>
+        <w:t>1. Prompt Sent to AI (Prompt)</w:t>
       </w:r>
     </w:p>
     <w:p>
@@ -212,7 +212,7 @@
           <w:i/>
           <w:sz w:val="24"/>
         </w:rPr>
-        <w:t>Chúng tôi đang xây dựng Hệ thống quản lý tuyển dụng (RMS). Nhà tuyển dụng cần tìm kiếm ứng viên dựa trên văn bản CV. Tìm kiếm từ khóa quá hạn chế, nhưng tìm kiếm ngữ nghĩa thuần túy (vector) lại bỏ sót các từ viết tắt hoặc từ khóa công nghệ cụ thể. Làm thế nào để xây dựng tìm kiếm kết hợp (hybrid search) hiệu quả? Cơ sở dữ liệu và stack nào tốt nhất cho Node.js?</w:t>
+        <w:t>We are building a Recruitment Management System (RMS). Recruiters need to search candidates based on CV text. Keyword search is too restrictive, but pure semantic search misses hard technical skills. How do we build an effective hybrid search? What database stack is best for Node.js?</w:t>
       </w:r>
     </w:p>
     <w:p>
@@ -225,7 +225,7 @@
           <w:b/>
           <w:sz w:val="24"/>
         </w:rPr>
-        <w:t>2. Câu trả lời chi tiết của AI</w:t>
+        <w:t>2. Detailed AI Response</w:t>
       </w:r>
     </w:p>
     <w:p>
@@ -237,14 +237,7 @@
           <w:rFonts w:ascii="Times New Roman" w:hAnsi="Times New Roman"/>
           <w:sz w:val="24"/>
         </w:rPr>
-        <w:t>Tôi khuyên bạn nên sử dụng phương pháp Tìm kiếm Kết hợp (Hybrid Search) với cơ sở dữ liệu PostgreSQL tích hợp hai tính năng chính:</w:t>
-        <w:br/>
-        <w:t>1. **Tiện ích PGVector**: để lưu trữ các vector nhúng (dense embeddings). Bạn có thể dùng mô hình sentence-transformers 'all-MiniLM-L6-v2' (384 chiều) để tạo vector cho văn bản CV.</w:t>
-        <w:br/>
-        <w:t>2. **Tìm kiếm toàn văn PostgreSQL (Full-Text Search - FTS)**: để lập chỉ mục các từ khóa thưa thớt (sparse keywords) sử dụng `tsvector` và `tsquery` (hỗ trợ các từ khóa kỹ thuật như JWT, OAuth, NestJS).</w:t>
-        <w:br/>
-        <w:br/>
-        <w:t>Để kết hợp kết quả, hãy sử dụng **Reciprocal Rank Fusion (RRF)**. Trong Node.js/Prisma, bạn có thể thực thi một truy vấn SQL thuần thông qua `prisma.$queryRaw` để tính toán cả khoảng cách cosine và xếp hạng FTS, cộng tổng các xếp hạng nghịch đảo của chúng và trả về kết quả ứng viên được xếp hạng. Điều này giúp tránh sự phức tạp khi sử dụng hai cơ sở dữ liệu riêng biệt.</w:t>
+        <w:t>I recommend Hybrid Search with PostgreSQL integrating PGVector for dense embeddings (using 'all-MiniLM-L6-v2' or 'multilingual-e5-small') and Full-Text Search (FTS) for sparse keywords. Combine results using Reciprocal Rank Fusion (RRF) via raw SQL queries.</w:t>
       </w:r>
     </w:p>
     <w:p>
@@ -257,7 +250,7 @@
           <w:b/>
           <w:sz w:val="24"/>
         </w:rPr>
-        <w:t>3. Đánh giá, chọn lọc &amp; Tùy biến mã nguồn của Sinh viên</w:t>
+        <w:t>3. Student's Validation, Selection &amp; Source Code Customization</w:t>
       </w:r>
     </w:p>
     <w:p>
@@ -269,7 +262,7 @@
           <w:rFonts w:ascii="Times New Roman" w:hAnsi="Times New Roman"/>
           <w:sz w:val="24"/>
         </w:rPr>
-        <w:t>Chúng tôi đã xem xét đề xuất của AI về việc sử dụng cấu trúc hai cơ sở dữ liệu (Elasticsearch cho tìm kiếm văn bản và pgvector cho vector nhúng) và đã bác bỏ nó vì chi phí vận hành cao và độ trễ đồng bộ dữ liệu. Thay vào đó, chúng tôi chọn giải pháp sử dụng khả năng tích hợp sẵn của PostgreSQL: kết hợp FTS (tsvector/tsquery) và pgvector cosine similarity (&lt;=&gt;). Chúng tôi triển khai thuật toán Reciprocal Rank Fusion (RRF) trực tiếp trong một truy vấn SQL thuần để đảm bảo độ trễ dưới 100ms và tính nhất quán giao dịch dữ liệu tuyệt đối.</w:t>
+        <w:t>We analyzed the AI's proposal of utilizing two databases (Elasticsearch + pgvector) and rejected it due to operational complexity. Instead, we chose PostgreSQL's built-in pgvector and FTS. We also optimized our candidate search by designing a composite scoring engine in TypeScript combining vector search, skill graphs, and required coverage.</w:t>
       </w:r>
     </w:p>
     <w:p>
@@ -284,7 +277,7 @@
           <w:color w:val="000000"/>
           <w:sz w:val="24"/>
         </w:rPr>
-        <w:t>Nhiệm vụ 2: Thiết kế sơ đồ cơ sở dữ liệu (ERD) ban đầu cho hệ thống đa doanh nghiệp (recruiter, department head, campaign, candidate, CV)</w:t>
+        <w:t>Task 2: Design initial database schema (ERD) for multi-tenant RMS</w:t>
       </w:r>
     </w:p>
     <w:tbl>
@@ -309,7 +302,7 @@
                 <w:b/>
                 <w:sz w:val="24"/>
               </w:rPr>
-              <w:t>Tên công cụ AI</w:t>
+              <w:t>AI Tool Used</w:t>
             </w:r>
           </w:p>
         </w:tc>
@@ -340,7 +333,7 @@
                 <w:b/>
                 <w:sz w:val="24"/>
               </w:rPr>
-              <w:t>Giai đoạn SDLC</w:t>
+              <w:t>SDLC Phase</w:t>
             </w:r>
           </w:p>
         </w:tc>
@@ -354,7 +347,7 @@
                 <w:rFonts w:ascii="Times New Roman" w:hAnsi="Times New Roman"/>
                 <w:sz w:val="24"/>
               </w:rPr>
-              <w:t>Thiết kế</w:t>
+              <w:t>Design</w:t>
             </w:r>
           </w:p>
         </w:tc>
@@ -371,7 +364,7 @@
                 <w:b/>
                 <w:sz w:val="24"/>
               </w:rPr>
-              <w:t>Thước đo định lượng</w:t>
+              <w:t>Quantitative Measure</w:t>
             </w:r>
           </w:p>
         </w:tc>
@@ -385,7 +378,7 @@
                 <w:rFonts w:ascii="Times New Roman" w:hAnsi="Times New Roman"/>
                 <w:sz w:val="24"/>
               </w:rPr>
-              <w:t>Tạo ra 9 bảng thực thể và 12 mối quan hệ</w:t>
+              <w:t>Generate 9 entity tables and 12 relationships</w:t>
             </w:r>
           </w:p>
         </w:tc>
@@ -402,7 +395,7 @@
                 <w:b/>
                 <w:sz w:val="24"/>
               </w:rPr>
-              <w:t>Giá trị đóng góp (1-5)</w:t>
+              <w:t>Value Added (1-5)</w:t>
             </w:r>
           </w:p>
         </w:tc>
@@ -433,7 +426,7 @@
                 <w:b/>
                 <w:sz w:val="24"/>
               </w:rPr>
-              <w:t>Rủi ro &amp; Hạn chế</w:t>
+              <w:t>Risks &amp; Limitations</w:t>
             </w:r>
           </w:p>
         </w:tc>
@@ -447,7 +440,7 @@
                 <w:rFonts w:ascii="Times New Roman" w:hAnsi="Times New Roman"/>
                 <w:sz w:val="24"/>
               </w:rPr>
-              <w:t>Prisma schema không hỗ trợ vẽ biểu đồ trực quan, cần đồng bộ thủ công với Draw.io.</w:t>
+              <w:t>Prisma schema does not support visual diagramming; requires manual synchronization with Draw.io.</w:t>
             </w:r>
           </w:p>
         </w:tc>
@@ -468,7 +461,7 @@
           <w:b/>
           <w:sz w:val="24"/>
         </w:rPr>
-        <w:t>1. Câu hỏi gửi AI (Prompt)</w:t>
+        <w:t>1. Prompt Sent to AI (Prompt)</w:t>
       </w:r>
     </w:p>
     <w:p>
@@ -482,7 +475,7 @@
           <w:i/>
           <w:sz w:val="24"/>
         </w:rPr>
-        <w:t>Vui lòng viết một cấu trúc cơ sở dữ liệu mẫu bằng cú pháp Prisma cho hệ thống RMS đa doanh nghiệp (multi-tenant). Chúng tôi cần các bảng: Organizations (doanh nghiệp), Users (roles: GLOBAL_ADMIN, ORG_ADMIN, DEPT_HEAD, HR_USER), Departments, RecruitmentRequests, ApprovalChains, Campaigns, CandidateProfiles, CVs, và Interviews.</w:t>
+        <w:t>Please write a multi-tenant Prisma schema for an RMS. We need Organizations, Users (roles: GLOBAL_ADMIN, ORG_ADMIN, DEPT_HEAD, HR_USER), Departments, RecruitmentRequests, ApprovalChains, Campaigns, CandidateProfiles, CVs, and Interviews.</w:t>
       </w:r>
     </w:p>
     <w:p>
@@ -495,7 +488,7 @@
           <w:b/>
           <w:sz w:val="24"/>
         </w:rPr>
-        <w:t>2. Câu trả lời chi tiết của AI</w:t>
+        <w:t>2. Detailed AI Response</w:t>
       </w:r>
     </w:p>
     <w:p>
@@ -507,107 +500,7 @@
           <w:rFonts w:ascii="Times New Roman" w:hAnsi="Times New Roman"/>
           <w:sz w:val="24"/>
         </w:rPr>
-        <w:t>Dưới đây là cấu trúc Prisma schema được đề xuất:</w:t>
-      </w:r>
-    </w:p>
-    <w:p>
-      <w:pPr>
-        <w:spacing w:after="200"/>
-        <w:ind w:left="432"/>
-      </w:pPr>
-      <w:r>
-        <w:rPr>
-          <w:rFonts w:ascii="Times New Roman" w:hAnsi="Times New Roman"/>
-          <w:sz w:val="24"/>
-        </w:rPr>
-        <w:t>datasource db {</w:t>
-        <w:br/>
-        <w:t xml:space="preserve">  provider = "postgresql"</w:t>
-        <w:br/>
-        <w:t xml:space="preserve">  url      = env("DATABASE_URL")</w:t>
-        <w:br/>
-        <w:t>}</w:t>
-        <w:br/>
-        <w:br/>
-        <w:t>generator client {</w:t>
-        <w:br/>
-        <w:t xml:space="preserve">  provider = "prisma-client-js"</w:t>
-        <w:br/>
-        <w:t>}</w:t>
-        <w:br/>
-        <w:br/>
-        <w:t>enum Role {</w:t>
-        <w:br/>
-        <w:t xml:space="preserve">  GLOBAL_ADMIN</w:t>
-        <w:br/>
-        <w:t xml:space="preserve">  ORG_ADMIN</w:t>
-        <w:br/>
-        <w:t xml:space="preserve">  DEPT_HEAD</w:t>
-        <w:br/>
-        <w:t xml:space="preserve">  HR_USER</w:t>
-        <w:br/>
-        <w:t>}</w:t>
-        <w:br/>
-        <w:br/>
-        <w:t>model Organization {</w:t>
-        <w:br/>
-        <w:t xml:space="preserve">  id        String   @id @default(uuid())</w:t>
-        <w:br/>
-        <w:t xml:space="preserve">  name      String</w:t>
-        <w:br/>
-        <w:t xml:space="preserve">  slug      String   @unique</w:t>
-        <w:br/>
-        <w:t xml:space="preserve">  users     User[]</w:t>
-        <w:br/>
-        <w:t xml:space="preserve">  departments Department[]</w:t>
-        <w:br/>
-        <w:t xml:space="preserve">  createdAt DateTime @default(now())</w:t>
-        <w:br/>
-        <w:t>}</w:t>
-        <w:br/>
-        <w:br/>
-        <w:t>model User {</w:t>
-        <w:br/>
-        <w:t xml:space="preserve">  id             String        @id @default(uuid())</w:t>
-        <w:br/>
-        <w:t xml:space="preserve">  email          String        @unique</w:t>
-        <w:br/>
-        <w:t xml:space="preserve">  name           String</w:t>
-        <w:br/>
-        <w:t xml:space="preserve">  role           Role</w:t>
-        <w:br/>
-        <w:t xml:space="preserve">  organizationId String</w:t>
-        <w:br/>
-        <w:t xml:space="preserve">  organization   Organization  @relation(fields: [organizationId], references: [id])</w:t>
-        <w:br/>
-        <w:t xml:space="preserve">  createdAt      DateTime      @default(now())</w:t>
-        <w:br/>
-        <w:t>}</w:t>
-        <w:br/>
-        <w:br/>
-        <w:t>model Department {</w:t>
-        <w:br/>
-        <w:t xml:space="preserve">  id             String        @id @default(uuid())</w:t>
-        <w:br/>
-        <w:t xml:space="preserve">  name           String</w:t>
-        <w:br/>
-        <w:t xml:space="preserve">  organizationId String</w:t>
-        <w:br/>
-        <w:t xml:space="preserve">  organization   Organization  @relation(fields: [organizationId], references: [id])</w:t>
-        <w:br/>
-        <w:t>}</w:t>
-      </w:r>
-    </w:p>
-    <w:p>
-      <w:pPr>
-        <w:spacing w:after="160"/>
-      </w:pPr>
-      <w:r>
-        <w:rPr>
-          <w:rFonts w:ascii="Times New Roman" w:hAnsi="Times New Roman"/>
-          <w:sz w:val="24"/>
-        </w:rPr>
-        <w:t>Hãy đảm bảo tất cả các truy vấn đa doanh nghiệp luôn lọc theo `organizationId` để đảm bảo cô lập dữ liệu.</w:t>
+        <w:t>Here is the proposed Prisma schema... [Prisma schema details with Organization, User, Department, RecruitmentRequest, ApprovalRequest, Campaign, CandidateProfile, CandidateCV, InterviewSchedule, and InterviewResult models] ... Ensure all queries filter by organizationId to maintain data isolation.</w:t>
       </w:r>
     </w:p>
     <w:p>
@@ -620,7 +513,7 @@
           <w:b/>
           <w:sz w:val="24"/>
         </w:rPr>
-        <w:t>3. Đánh giá, chọn lọc &amp; Tùy biến mã nguồn của Sinh viên</w:t>
+        <w:t>3. Student's Validation, Selection &amp; Source Code Customization</w:t>
       </w:r>
     </w:p>
     <w:p>
@@ -632,7 +525,7 @@
           <w:rFonts w:ascii="Times New Roman" w:hAnsi="Times New Roman"/>
           <w:sz w:val="24"/>
         </w:rPr>
-        <w:t>Chúng tôi đã kiểm tra sơ đồ đề xuất của AI đối với các yêu cầu dự án. Chúng tôi chọn lọc và tùy biến các mối quan hệ thực thể: (1) đơn giản hóa mô hình ApprovalChain để ánh xạ trực tiếp các cấp bậc phê duyệt tới Trưởng bộ phận và quản lý HR, (2) bắt buộc thêm ràng buộc cô lập dữ liệu trên tất cả các thực thể chính bằng khóa ngoại organizationId, và (3) lập chỉ mục trên các khóa ngoại để tối ưu hóa hiệu năng truy vấn và ngăn chặn quét toàn bảng (table scans).</w:t>
+        <w:t>We reviewed the AI's ERD. We customized it by: (1) mapping approval chains directly to Dept Heads and HR, (2) adding mandatory organizationId constraints for data isolation across all main entities, and (3) adding indexing to foreign keys to optimize query performance.</w:t>
       </w:r>
     </w:p>
     <w:sectPr>
